--- a/klagomål/A 26081-2026 FSC-klagomål.docx
+++ b/klagomål/A 26081-2026 FSC-klagomål.docx
@@ -1534,7 +1534,7 @@
     <w:r>
       <w:tab/>
       <w:tab/>
-      <w:t>2026-09-14</w:t>
+      <w:t>2026-09-15</w:t>
       <w:br/>
       <w:br/>
     </w:r>

--- a/klagomål/A 26081-2026 FSC-klagomål.docx
+++ b/klagomål/A 26081-2026 FSC-klagomål.docx
@@ -1534,7 +1534,7 @@
     <w:r>
       <w:tab/>
       <w:tab/>
-      <w:t>2026-09-15</w:t>
+      <w:t>2026-09-16</w:t>
       <w:br/>
       <w:br/>
     </w:r>

--- a/klagomål/A 26081-2026 FSC-klagomål.docx
+++ b/klagomål/A 26081-2026 FSC-klagomål.docx
@@ -1534,7 +1534,7 @@
     <w:r>
       <w:tab/>
       <w:tab/>
-      <w:t>2026-09-16</w:t>
+      <w:t>2026-09-17</w:t>
       <w:br/>
       <w:br/>
     </w:r>

--- a/klagomål/A 26081-2026 FSC-klagomål.docx
+++ b/klagomål/A 26081-2026 FSC-klagomål.docx
@@ -1534,7 +1534,7 @@
     <w:r>
       <w:tab/>
       <w:tab/>
-      <w:t>2026-09-17</w:t>
+      <w:t>2026-09-18</w:t>
       <w:br/>
       <w:br/>
     </w:r>

--- a/klagomål/A 26081-2026 FSC-klagomål.docx
+++ b/klagomål/A 26081-2026 FSC-klagomål.docx
@@ -1534,7 +1534,7 @@
     <w:r>
       <w:tab/>
       <w:tab/>
-      <w:t>2026-09-18</w:t>
+      <w:t>2026-09-19</w:t>
       <w:br/>
       <w:br/>
     </w:r>

--- a/klagomål/A 26081-2026 FSC-klagomål.docx
+++ b/klagomål/A 26081-2026 FSC-klagomål.docx
@@ -1534,7 +1534,7 @@
     <w:r>
       <w:tab/>
       <w:tab/>
-      <w:t>2026-09-19</w:t>
+      <w:t>2026-09-21</w:t>
       <w:br/>
       <w:br/>
     </w:r>

--- a/klagomål/A 26081-2026 FSC-klagomål.docx
+++ b/klagomål/A 26081-2026 FSC-klagomål.docx
@@ -1534,7 +1534,7 @@
     <w:r>
       <w:tab/>
       <w:tab/>
-      <w:t>2026-09-21</w:t>
+      <w:t>2026-09-23</w:t>
       <w:br/>
       <w:br/>
     </w:r>

--- a/klagomål/A 26081-2026 FSC-klagomål.docx
+++ b/klagomål/A 26081-2026 FSC-klagomål.docx
@@ -1534,7 +1534,7 @@
     <w:r>
       <w:tab/>
       <w:tab/>
-      <w:t>2026-09-23</w:t>
+      <w:t>2026-09-24</w:t>
       <w:br/>
       <w:br/>
     </w:r>

--- a/klagomål/A 26081-2026 FSC-klagomål.docx
+++ b/klagomål/A 26081-2026 FSC-klagomål.docx
@@ -1534,7 +1534,7 @@
     <w:r>
       <w:tab/>
       <w:tab/>
-      <w:t>2026-09-24</w:t>
+      <w:t>2026-09-25</w:t>
       <w:br/>
       <w:br/>
     </w:r>

--- a/klagomål/A 26081-2026 FSC-klagomål.docx
+++ b/klagomål/A 26081-2026 FSC-klagomål.docx
@@ -1534,7 +1534,7 @@
     <w:r>
       <w:tab/>
       <w:tab/>
-      <w:t>2026-09-25</w:t>
+      <w:t>2026-09-26</w:t>
       <w:br/>
       <w:br/>
     </w:r>

--- a/klagomål/A 26081-2026 FSC-klagomål.docx
+++ b/klagomål/A 26081-2026 FSC-klagomål.docx
@@ -1534,7 +1534,7 @@
     <w:r>
       <w:tab/>
       <w:tab/>
-      <w:t>2026-09-26</w:t>
+      <w:t>2026-09-27</w:t>
       <w:br/>
       <w:br/>
     </w:r>

--- a/klagomål/A 26081-2026 FSC-klagomål.docx
+++ b/klagomål/A 26081-2026 FSC-klagomål.docx
@@ -1534,7 +1534,7 @@
     <w:r>
       <w:tab/>
       <w:tab/>
-      <w:t>2026-09-27</w:t>
+      <w:t>2026-09-28</w:t>
       <w:br/>
       <w:br/>
     </w:r>

--- a/klagomål/A 26081-2026 FSC-klagomål.docx
+++ b/klagomål/A 26081-2026 FSC-klagomål.docx
@@ -1534,7 +1534,7 @@
     <w:r>
       <w:tab/>
       <w:tab/>
-      <w:t>2026-09-28</w:t>
+      <w:t>2026-09-29</w:t>
       <w:br/>
       <w:br/>
     </w:r>

--- a/klagomål/A 26081-2026 FSC-klagomål.docx
+++ b/klagomål/A 26081-2026 FSC-klagomål.docx
@@ -1534,7 +1534,7 @@
     <w:r>
       <w:tab/>
       <w:tab/>
-      <w:t>2026-09-29</w:t>
+      <w:t>2026-09-30</w:t>
       <w:br/>
       <w:br/>
     </w:r>

--- a/klagomål/A 26081-2026 FSC-klagomål.docx
+++ b/klagomål/A 26081-2026 FSC-klagomål.docx
@@ -1534,7 +1534,7 @@
     <w:r>
       <w:tab/>
       <w:tab/>
-      <w:t>2026-09-30</w:t>
+      <w:t>2026-10-01</w:t>
       <w:br/>
       <w:br/>
     </w:r>

--- a/klagomål/A 26081-2026 FSC-klagomål.docx
+++ b/klagomål/A 26081-2026 FSC-klagomål.docx
@@ -1534,7 +1534,7 @@
     <w:r>
       <w:tab/>
       <w:tab/>
-      <w:t>2026-10-01</w:t>
+      <w:t>2026-10-02</w:t>
       <w:br/>
       <w:br/>
     </w:r>

--- a/klagomål/A 26081-2026 FSC-klagomål.docx
+++ b/klagomål/A 26081-2026 FSC-klagomål.docx
@@ -1534,7 +1534,7 @@
     <w:r>
       <w:tab/>
       <w:tab/>
-      <w:t>2026-10-02</w:t>
+      <w:t>2026-10-03</w:t>
       <w:br/>
       <w:br/>
     </w:r>

--- a/klagomål/A 26081-2026 FSC-klagomål.docx
+++ b/klagomål/A 26081-2026 FSC-klagomål.docx
@@ -1534,7 +1534,7 @@
     <w:r>
       <w:tab/>
       <w:tab/>
-      <w:t>2026-10-03</w:t>
+      <w:t>2026-10-04</w:t>
       <w:br/>
       <w:br/>
     </w:r>

--- a/klagomål/A 26081-2026 FSC-klagomål.docx
+++ b/klagomål/A 26081-2026 FSC-klagomål.docx
@@ -1534,7 +1534,7 @@
     <w:r>
       <w:tab/>
       <w:tab/>
-      <w:t>2026-10-04</w:t>
+      <w:t>2026-10-05</w:t>
       <w:br/>
       <w:br/>
     </w:r>

--- a/klagomål/A 26081-2026 FSC-klagomål.docx
+++ b/klagomål/A 26081-2026 FSC-klagomål.docx
@@ -1534,7 +1534,7 @@
     <w:r>
       <w:tab/>
       <w:tab/>
-      <w:t>2026-10-05</w:t>
+      <w:t>2026-10-06</w:t>
       <w:br/>
       <w:br/>
     </w:r>

--- a/klagomål/A 26081-2026 FSC-klagomål.docx
+++ b/klagomål/A 26081-2026 FSC-klagomål.docx
@@ -1534,7 +1534,7 @@
     <w:r>
       <w:tab/>
       <w:tab/>
-      <w:t>2026-10-06</w:t>
+      <w:t>2026-10-07</w:t>
       <w:br/>
       <w:br/>
     </w:r>

--- a/klagomål/A 26081-2026 FSC-klagomål.docx
+++ b/klagomål/A 26081-2026 FSC-klagomål.docx
@@ -1534,7 +1534,7 @@
     <w:r>
       <w:tab/>
       <w:tab/>
-      <w:t>2026-10-07</w:t>
+      <w:t>2026-10-08</w:t>
       <w:br/>
       <w:br/>
     </w:r>

--- a/klagomål/A 26081-2026 FSC-klagomål.docx
+++ b/klagomål/A 26081-2026 FSC-klagomål.docx
@@ -1534,7 +1534,7 @@
     <w:r>
       <w:tab/>
       <w:tab/>
-      <w:t>2026-10-08</w:t>
+      <w:t>2026-10-09</w:t>
       <w:br/>
       <w:br/>
     </w:r>

--- a/klagomål/A 26081-2026 FSC-klagomål.docx
+++ b/klagomål/A 26081-2026 FSC-klagomål.docx
@@ -1534,7 +1534,7 @@
     <w:r>
       <w:tab/>
       <w:tab/>
-      <w:t>2026-10-09</w:t>
+      <w:t>2026-10-10</w:t>
       <w:br/>
       <w:br/>
     </w:r>

--- a/klagomål/A 26081-2026 FSC-klagomål.docx
+++ b/klagomål/A 26081-2026 FSC-klagomål.docx
@@ -1534,7 +1534,7 @@
     <w:r>
       <w:tab/>
       <w:tab/>
-      <w:t>2026-10-10</w:t>
+      <w:t>2026-10-11</w:t>
       <w:br/>
       <w:br/>
     </w:r>

--- a/klagomål/A 26081-2026 FSC-klagomål.docx
+++ b/klagomål/A 26081-2026 FSC-klagomål.docx
@@ -1534,7 +1534,7 @@
     <w:r>
       <w:tab/>
       <w:tab/>
-      <w:t>2026-10-11</w:t>
+      <w:t>2026-10-12</w:t>
       <w:br/>
       <w:br/>
     </w:r>

--- a/klagomål/A 26081-2026 FSC-klagomål.docx
+++ b/klagomål/A 26081-2026 FSC-klagomål.docx
@@ -1534,7 +1534,7 @@
     <w:r>
       <w:tab/>
       <w:tab/>
-      <w:t>2026-10-12</w:t>
+      <w:t>2026-10-13</w:t>
       <w:br/>
       <w:br/>
     </w:r>

--- a/klagomål/A 26081-2026 FSC-klagomål.docx
+++ b/klagomål/A 26081-2026 FSC-klagomål.docx
@@ -1534,7 +1534,7 @@
     <w:r>
       <w:tab/>
       <w:tab/>
-      <w:t>2026-10-13</w:t>
+      <w:t>2026-10-14</w:t>
       <w:br/>
       <w:br/>
     </w:r>

--- a/klagomål/A 26081-2026 FSC-klagomål.docx
+++ b/klagomål/A 26081-2026 FSC-klagomål.docx
@@ -1534,7 +1534,7 @@
     <w:r>
       <w:tab/>
       <w:tab/>
-      <w:t>2026-10-14</w:t>
+      <w:t>2026-10-15</w:t>
       <w:br/>
       <w:br/>
     </w:r>

--- a/klagomål/A 26081-2026 FSC-klagomål.docx
+++ b/klagomål/A 26081-2026 FSC-klagomål.docx
@@ -1534,7 +1534,7 @@
     <w:r>
       <w:tab/>
       <w:tab/>
-      <w:t>2026-10-15</w:t>
+      <w:t>2026-10-16</w:t>
       <w:br/>
       <w:br/>
     </w:r>

--- a/klagomål/A 26081-2026 FSC-klagomål.docx
+++ b/klagomål/A 26081-2026 FSC-klagomål.docx
@@ -1534,7 +1534,7 @@
     <w:r>
       <w:tab/>
       <w:tab/>
-      <w:t>2026-10-16</w:t>
+      <w:t>2026-10-17</w:t>
       <w:br/>
       <w:br/>
     </w:r>

--- a/klagomål/A 26081-2026 FSC-klagomål.docx
+++ b/klagomål/A 26081-2026 FSC-klagomål.docx
@@ -1534,7 +1534,7 @@
     <w:r>
       <w:tab/>
       <w:tab/>
-      <w:t>2026-10-17</w:t>
+      <w:t>2026-10-18</w:t>
       <w:br/>
       <w:br/>
     </w:r>

--- a/klagomål/A 26081-2026 FSC-klagomål.docx
+++ b/klagomål/A 26081-2026 FSC-klagomål.docx
@@ -1534,7 +1534,7 @@
     <w:r>
       <w:tab/>
       <w:tab/>
-      <w:t>2026-10-18</w:t>
+      <w:t>2026-10-19</w:t>
       <w:br/>
       <w:br/>
     </w:r>

--- a/klagomål/A 26081-2026 FSC-klagomål.docx
+++ b/klagomål/A 26081-2026 FSC-klagomål.docx
@@ -1534,7 +1534,7 @@
     <w:r>
       <w:tab/>
       <w:tab/>
-      <w:t>2026-10-19</w:t>
+      <w:t>2026-10-20</w:t>
       <w:br/>
       <w:br/>
     </w:r>

--- a/klagomål/A 26081-2026 FSC-klagomål.docx
+++ b/klagomål/A 26081-2026 FSC-klagomål.docx
@@ -216,12 +216,12 @@
         <w:spacing w:after="240"/>
       </w:pPr>
       <w:r>
-        <w:t>Figur 1. Fyndplatser för naturvårdsarter i avverkningsanmälan. Markörer utan svart kant är placerade på fyndplatsen. Markörer med svart kant är placerade vid sidan av fyndplatsen och har ett svart streck som visar fyndplatsens exakta position. Kartans mittpunktskoordinat är N 6650255, E 702778 i SWEREF 99 TM.</w:t>
+        <w:t>Figur 1. Fyndplatser för naturvårdsarter i och inom 8 meter från avverkningsanmälan. Markörer utan svart kant är placerade på fyndplatsen. Markörer med svart kant är placerade vid sidan av fyndplatsen och har ett svart streck som visar fyndplatsens exakta position. Kartans mittpunktskoordinat är N 6650255, E 702778 i SWEREF 99 TM.</w:t>
       </w:r>
     </w:p>
     <w:p>
       <w:r>
-        <w:t>I avverkningsanmälan finns fynd av 18 naturvårdsarter, varav 7 är rödlistade, 5 är fridlysta, 11 är typiska (T) och 7 är signalarter (S): koppartaggsvamp (EN), knärot (VU, T, §8), dofttaggsvamp (NT, T), fjällig taggsvamp s.str. (NT), orange taggsvamp (NT, T), talltita (NT, §4), ullticka (NT, T), blodticka (S, T), brandticka (S), granbarkgnagare (S, T), grönpyrola (S, T), kamjordstjärna (S), svavelriska (S), vågbandad barkbock (S), blåsippa (T, §9), kransmossa (T), spillkråka (T, §4) och tofsmes (T, §4). Se Figur 1.</w:t>
+        <w:t>I och inom 8 meter från avverkningsanmälan finns fynd av 19 naturvårdsarter, varav 8 är rödlistade, 5 är fridlysta, 11 är typiska (T) och 7 är signalarter (S): koppartaggsvamp (EN), knärot (VU, T, §8), spadskinn (VU), dofttaggsvamp (NT, T), fjällig taggsvamp s.str. (NT), orange taggsvamp (NT, T), talltita (NT, §4), ullticka (NT, T), blodticka (S, T), brandticka (S), granbarkgnagare (S, T), grönpyrola (S, T), kamjordstjärna (S), svavelriska (S), vågbandad barkbock (S), blåsippa (T, §9), kransmossa (T), spillkråka (T, §4) och tofsmes (T, §4). Se Figur 1.</w:t>
       </w:r>
     </w:p>
     <w:p>
@@ -363,6 +363,17 @@
         <w:rPr>
           <w:b/>
         </w:rPr>
+        <w:t>Spadskinn (VU)</w:t>
+      </w:r>
+      <w:r>
+        <w:t xml:space="preserve"> är knuten till tallskogar med höga naturvärden och artens potentiella miljöer har minskat kraftigt och fortsätter att minska eftersom äldre sandtallskogar avverkas. Mykorrhiza-arter och andra marklevande svampar påverkas starkt negativt av slutavverkning då alla träd avlägsnas. Spadskinn är globalt rödlistad som sårbar (VU) vilket innebär att Sverige har ett internationellt ansvar för arten. Fler områden där arten förekommer behöver skyddas (SLU Artdatabanken, 2024; Nitare &amp; Skogsstyrelsen, 2019; IUCN, 2019).</w:t>
+      </w:r>
+    </w:p>
+    <w:p>
+      <w:r>
+        <w:rPr>
+          <w:b/>
+        </w:rPr>
         <w:t xml:space="preserve">Dofttaggsvamp (NT) </w:t>
       </w:r>
       <w:r>
@@ -780,7 +791,7 @@
         <w:rPr>
           <w:i/>
         </w:rPr>
-        <w:t>I det avverkningsanmälda skogsområdet har 18 naturvårdsarter varav 7 rödlistade arter sina livsmiljöer och växtplatser.</w:t>
+        <w:t>I det avverkningsanmälda skogsområdet har 19 naturvårdsarter varav 8 rödlistade arter sina livsmiljöer och växtplatser.</w:t>
       </w:r>
     </w:p>
     <w:p>
@@ -1534,7 +1545,7 @@
     <w:r>
       <w:tab/>
       <w:tab/>
-      <w:t>2026-10-20</w:t>
+      <w:t>2026-10-21</w:t>
       <w:br/>
       <w:br/>
     </w:r>

--- a/klagomål/A 26081-2026 FSC-klagomål.docx
+++ b/klagomål/A 26081-2026 FSC-klagomål.docx
@@ -1545,7 +1545,7 @@
     <w:r>
       <w:tab/>
       <w:tab/>
-      <w:t>2026-10-21</w:t>
+      <w:t>2026-10-22</w:t>
       <w:br/>
       <w:br/>
     </w:r>

--- a/klagomål/A 26081-2026 FSC-klagomål.docx
+++ b/klagomål/A 26081-2026 FSC-klagomål.docx
@@ -1545,7 +1545,7 @@
     <w:r>
       <w:tab/>
       <w:tab/>
-      <w:t>2026-10-22</w:t>
+      <w:t>2026-10-23</w:t>
       <w:br/>
       <w:br/>
     </w:r>

--- a/klagomål/A 26081-2026 FSC-klagomål.docx
+++ b/klagomål/A 26081-2026 FSC-klagomål.docx
@@ -1545,7 +1545,7 @@
     <w:r>
       <w:tab/>
       <w:tab/>
-      <w:t>2026-10-23</w:t>
+      <w:t>2026-10-24</w:t>
       <w:br/>
       <w:br/>
     </w:r>

--- a/klagomål/A 26081-2026 FSC-klagomål.docx
+++ b/klagomål/A 26081-2026 FSC-klagomål.docx
@@ -1545,7 +1545,7 @@
     <w:r>
       <w:tab/>
       <w:tab/>
-      <w:t>2026-10-24</w:t>
+      <w:t>2026-10-25</w:t>
       <w:br/>
       <w:br/>
     </w:r>

--- a/klagomål/A 26081-2026 FSC-klagomål.docx
+++ b/klagomål/A 26081-2026 FSC-klagomål.docx
@@ -1545,7 +1545,7 @@
     <w:r>
       <w:tab/>
       <w:tab/>
-      <w:t>2026-10-25</w:t>
+      <w:t>2026-10-26</w:t>
       <w:br/>
       <w:br/>
     </w:r>

--- a/klagomål/A 26081-2026 FSC-klagomål.docx
+++ b/klagomål/A 26081-2026 FSC-klagomål.docx
@@ -1545,7 +1545,7 @@
     <w:r>
       <w:tab/>
       <w:tab/>
-      <w:t>2026-10-26</w:t>
+      <w:t>2026-10-27</w:t>
       <w:br/>
       <w:br/>
     </w:r>

--- a/klagomål/A 26081-2026 FSC-klagomål.docx
+++ b/klagomål/A 26081-2026 FSC-klagomål.docx
@@ -1545,7 +1545,7 @@
     <w:r>
       <w:tab/>
       <w:tab/>
-      <w:t>2026-10-27</w:t>
+      <w:t>2026-10-28</w:t>
       <w:br/>
       <w:br/>
     </w:r>

--- a/klagomål/A 26081-2026 FSC-klagomål.docx
+++ b/klagomål/A 26081-2026 FSC-klagomål.docx
@@ -1545,7 +1545,7 @@
     <w:r>
       <w:tab/>
       <w:tab/>
-      <w:t>2026-10-28</w:t>
+      <w:t>2026-10-29</w:t>
       <w:br/>
       <w:br/>
     </w:r>

--- a/klagomål/A 26081-2026 FSC-klagomål.docx
+++ b/klagomål/A 26081-2026 FSC-klagomål.docx
@@ -1545,7 +1545,7 @@
     <w:r>
       <w:tab/>
       <w:tab/>
-      <w:t>2026-10-29</w:t>
+      <w:t>2026-10-31</w:t>
       <w:br/>
       <w:br/>
     </w:r>
